--- a/examples/classification/doc/18-linear-logistic-glmnet.docx
+++ b/examples/classification/doc/18-linear-logistic-glmnet.docx
@@ -1239,16 +1239,7 @@
         <w:rPr>
           <w:rStyle w:val="VerbatimChar"/>
         </w:rPr>
-        <w:t xml:space="preserve">##    accuracy TP TN FP FN precision recall sensitivity specificity        f1</w:t>
-      </w:r>
-      <w:r>
-        <w:br/>
-      </w:r>
-      <w:r>
-        <w:rPr>
-          <w:rStyle w:val="VerbatimChar"/>
-        </w:rPr>
-        <w:t xml:space="preserve">## 1 0.9416667 77 36  4  3 0.9506173 0.9625      0.9625         0.9 0.9565217</w:t>
+        <w:t xml:space="preserve">## NULL</w:t>
       </w:r>
     </w:p>
     <w:p>
@@ -1440,16 +1431,7 @@
         <w:rPr>
           <w:rStyle w:val="VerbatimChar"/>
         </w:rPr>
-        <w:t xml:space="preserve">##    accuracy TP TN FP FN precision recall sensitivity specificity        f1</w:t>
-      </w:r>
-      <w:r>
-        <w:br/>
-      </w:r>
-      <w:r>
-        <w:rPr>
-          <w:rStyle w:val="VerbatimChar"/>
-        </w:rPr>
-        <w:t xml:space="preserve">## 1 0.9333333 18 10  0  2         1    0.9         0.9           1 0.9473684</w:t>
+        <w:t xml:space="preserve">## NULL</w:t>
       </w:r>
     </w:p>
     <w:p>

--- a/examples/classification/doc/18-linear-logistic-glmnet.docx
+++ b/examples/classification/doc/18-linear-logistic-glmnet.docx
@@ -1239,7 +1239,16 @@
         <w:rPr>
           <w:rStyle w:val="VerbatimChar"/>
         </w:rPr>
-        <w:t xml:space="preserve">## NULL</w:t>
+        <w:t xml:space="preserve">##    accuracy TP TN FP FN precision recall sensitivity specificity        f1</w:t>
+      </w:r>
+      <w:r>
+        <w:br/>
+      </w:r>
+      <w:r>
+        <w:rPr>
+          <w:rStyle w:val="VerbatimChar"/>
+        </w:rPr>
+        <w:t xml:space="preserve">## 1 0.9416667 77 36  4  3 0.9506173 0.9625      0.9625         0.9 0.9565217</w:t>
       </w:r>
     </w:p>
     <w:p>
@@ -1431,7 +1440,16 @@
         <w:rPr>
           <w:rStyle w:val="VerbatimChar"/>
         </w:rPr>
-        <w:t xml:space="preserve">## NULL</w:t>
+        <w:t xml:space="preserve">##    accuracy TP TN FP FN precision recall sensitivity specificity        f1</w:t>
+      </w:r>
+      <w:r>
+        <w:br/>
+      </w:r>
+      <w:r>
+        <w:rPr>
+          <w:rStyle w:val="VerbatimChar"/>
+        </w:rPr>
+        <w:t xml:space="preserve">## 1 0.9333333 18 10  0  2         1    0.9         0.9           1 0.9473684</w:t>
       </w:r>
     </w:p>
     <w:p>

--- a/examples/classification/doc/18-linear-logistic-glmnet.docx
+++ b/examples/classification/doc/18-linear-logistic-glmnet.docx
@@ -126,6 +126,21 @@
         </w:rPr>
         <w:t xml:space="preserve">(daltoolbox)</w:t>
       </w:r>
+      <w:r>
+        <w:br/>
+      </w:r>
+      <w:r>
+        <w:rPr>
+          <w:rStyle w:val="FunctionTok"/>
+        </w:rPr>
+        <w:t xml:space="preserve">library</w:t>
+      </w:r>
+      <w:r>
+        <w:rPr>
+          <w:rStyle w:val="NormalTok"/>
+        </w:rPr>
+        <w:t xml:space="preserve">(glmnet)</w:t>
+      </w:r>
     </w:p>
     <w:p>
       <w:pPr>
@@ -880,21 +895,27 @@
       </w:pPr>
       <w:r>
         <w:rPr>
-          <w:rStyle w:val="ControlFlowTok"/>
-        </w:rPr>
-        <w:t xml:space="preserve">if</w:t>
-      </w:r>
-      <w:r>
-        <w:rPr>
-          <w:rStyle w:val="NormalTok"/>
-        </w:rPr>
-        <w:t xml:space="preserve"> (</w:t>
+          <w:rStyle w:val="NormalTok"/>
+        </w:rPr>
+        <w:t xml:space="preserve">model </w:t>
+      </w:r>
+      <w:r>
+        <w:rPr>
+          <w:rStyle w:val="OtherTok"/>
+        </w:rPr>
+        <w:t xml:space="preserve">&lt;-</w:t>
+      </w:r>
+      <w:r>
+        <w:rPr>
+          <w:rStyle w:val="NormalTok"/>
+        </w:rPr>
+        <w:t xml:space="preserve"> </w:t>
       </w:r>
       <w:r>
         <w:rPr>
           <w:rStyle w:val="FunctionTok"/>
         </w:rPr>
-        <w:t xml:space="preserve">requireNamespace</w:t>
+        <w:t xml:space="preserve">cla_glmnet</w:t>
       </w:r>
       <w:r>
         <w:rPr>
@@ -906,7 +927,7 @@
         <w:rPr>
           <w:rStyle w:val="StringTok"/>
         </w:rPr>
-        <w:t xml:space="preserve">"glmnet"</w:t>
+        <w:t xml:space="preserve">"IsVersicolor"</w:t>
       </w:r>
       <w:r>
         <w:rPr>
@@ -918,7 +939,7 @@
         <w:rPr>
           <w:rStyle w:val="AttributeTok"/>
         </w:rPr>
-        <w:t xml:space="preserve">quietly =</w:t>
+        <w:t xml:space="preserve">lambda =</w:t>
       </w:r>
       <w:r>
         <w:rPr>
@@ -928,24 +949,24 @@
       </w:r>
       <w:r>
         <w:rPr>
-          <w:rStyle w:val="ConstantTok"/>
-        </w:rPr>
-        <w:t xml:space="preserve">TRUE</w:t>
-      </w:r>
-      <w:r>
-        <w:rPr>
-          <w:rStyle w:val="NormalTok"/>
-        </w:rPr>
-        <w:t xml:space="preserve">)) {</w:t>
-      </w:r>
-      <w:r>
-        <w:br/>
-      </w:r>
-      <w:r>
-        <w:rPr>
-          <w:rStyle w:val="NormalTok"/>
-        </w:rPr>
-        <w:t xml:space="preserve">  model </w:t>
+          <w:rStyle w:val="StringTok"/>
+        </w:rPr>
+        <w:t xml:space="preserve">"lambda.1se"</w:t>
+      </w:r>
+      <w:r>
+        <w:rPr>
+          <w:rStyle w:val="NormalTok"/>
+        </w:rPr>
+        <w:t xml:space="preserve">)</w:t>
+      </w:r>
+      <w:r>
+        <w:br/>
+      </w:r>
+      <w:r>
+        <w:rPr>
+          <w:rStyle w:val="NormalTok"/>
+        </w:rPr>
+        <w:t xml:space="preserve">model </w:t>
       </w:r>
       <w:r>
         <w:rPr>
@@ -963,75 +984,6 @@
         <w:rPr>
           <w:rStyle w:val="FunctionTok"/>
         </w:rPr>
-        <w:t xml:space="preserve">cla_glmnet</w:t>
-      </w:r>
-      <w:r>
-        <w:rPr>
-          <w:rStyle w:val="NormalTok"/>
-        </w:rPr>
-        <w:t xml:space="preserve">(</w:t>
-      </w:r>
-      <w:r>
-        <w:rPr>
-          <w:rStyle w:val="StringTok"/>
-        </w:rPr>
-        <w:t xml:space="preserve">"IsVersicolor"</w:t>
-      </w:r>
-      <w:r>
-        <w:rPr>
-          <w:rStyle w:val="NormalTok"/>
-        </w:rPr>
-        <w:t xml:space="preserve">, </w:t>
-      </w:r>
-      <w:r>
-        <w:rPr>
-          <w:rStyle w:val="AttributeTok"/>
-        </w:rPr>
-        <w:t xml:space="preserve">lambda =</w:t>
-      </w:r>
-      <w:r>
-        <w:rPr>
-          <w:rStyle w:val="NormalTok"/>
-        </w:rPr>
-        <w:t xml:space="preserve"> </w:t>
-      </w:r>
-      <w:r>
-        <w:rPr>
-          <w:rStyle w:val="StringTok"/>
-        </w:rPr>
-        <w:t xml:space="preserve">"lambda.1se"</w:t>
-      </w:r>
-      <w:r>
-        <w:rPr>
-          <w:rStyle w:val="NormalTok"/>
-        </w:rPr>
-        <w:t xml:space="preserve">)</w:t>
-      </w:r>
-      <w:r>
-        <w:br/>
-      </w:r>
-      <w:r>
-        <w:rPr>
-          <w:rStyle w:val="NormalTok"/>
-        </w:rPr>
-        <w:t xml:space="preserve">  model </w:t>
-      </w:r>
-      <w:r>
-        <w:rPr>
-          <w:rStyle w:val="OtherTok"/>
-        </w:rPr>
-        <w:t xml:space="preserve">&lt;-</w:t>
-      </w:r>
-      <w:r>
-        <w:rPr>
-          <w:rStyle w:val="NormalTok"/>
-        </w:rPr>
-        <w:t xml:space="preserve"> </w:t>
-      </w:r>
-      <w:r>
-        <w:rPr>
-          <w:rStyle w:val="FunctionTok"/>
-        </w:rPr>
         <w:t xml:space="preserve">fit</w:t>
       </w:r>
       <w:r>
@@ -1039,15 +991,6 @@
           <w:rStyle w:val="NormalTok"/>
         </w:rPr>
         <w:t xml:space="preserve">(model, iris_train)</w:t>
-      </w:r>
-      <w:r>
-        <w:br/>
-      </w:r>
-      <w:r>
-        <w:rPr>
-          <w:rStyle w:val="NormalTok"/>
-        </w:rPr>
-        <w:t xml:space="preserve">}</w:t>
       </w:r>
     </w:p>
     <w:p>
@@ -1064,134 +1007,71 @@
       </w:pPr>
       <w:r>
         <w:rPr>
-          <w:rStyle w:val="ControlFlowTok"/>
-        </w:rPr>
-        <w:t xml:space="preserve">if</w:t>
-      </w:r>
-      <w:r>
-        <w:rPr>
-          <w:rStyle w:val="NormalTok"/>
-        </w:rPr>
-        <w:t xml:space="preserve"> (</w:t>
+          <w:rStyle w:val="NormalTok"/>
+        </w:rPr>
+        <w:t xml:space="preserve">train_prediction </w:t>
+      </w:r>
+      <w:r>
+        <w:rPr>
+          <w:rStyle w:val="OtherTok"/>
+        </w:rPr>
+        <w:t xml:space="preserve">&lt;-</w:t>
+      </w:r>
+      <w:r>
+        <w:rPr>
+          <w:rStyle w:val="NormalTok"/>
+        </w:rPr>
+        <w:t xml:space="preserve"> </w:t>
       </w:r>
       <w:r>
         <w:rPr>
           <w:rStyle w:val="FunctionTok"/>
         </w:rPr>
-        <w:t xml:space="preserve">requireNamespace</w:t>
-      </w:r>
-      <w:r>
-        <w:rPr>
-          <w:rStyle w:val="NormalTok"/>
-        </w:rPr>
-        <w:t xml:space="preserve">(</w:t>
+        <w:t xml:space="preserve">predict</w:t>
+      </w:r>
+      <w:r>
+        <w:rPr>
+          <w:rStyle w:val="NormalTok"/>
+        </w:rPr>
+        <w:t xml:space="preserve">(model, iris_train)</w:t>
+      </w:r>
+      <w:r>
+        <w:br/>
+      </w:r>
+      <w:r>
+        <w:rPr>
+          <w:rStyle w:val="NormalTok"/>
+        </w:rPr>
+        <w:t xml:space="preserve">train_eval </w:t>
+      </w:r>
+      <w:r>
+        <w:rPr>
+          <w:rStyle w:val="OtherTok"/>
+        </w:rPr>
+        <w:t xml:space="preserve">&lt;-</w:t>
+      </w:r>
+      <w:r>
+        <w:rPr>
+          <w:rStyle w:val="NormalTok"/>
+        </w:rPr>
+        <w:t xml:space="preserve"> </w:t>
+      </w:r>
+      <w:r>
+        <w:rPr>
+          <w:rStyle w:val="FunctionTok"/>
+        </w:rPr>
+        <w:t xml:space="preserve">evaluate</w:t>
+      </w:r>
+      <w:r>
+        <w:rPr>
+          <w:rStyle w:val="NormalTok"/>
+        </w:rPr>
+        <w:t xml:space="preserve">(model, iris_train[, </w:t>
       </w:r>
       <w:r>
         <w:rPr>
           <w:rStyle w:val="StringTok"/>
         </w:rPr>
-        <w:t xml:space="preserve">"glmnet"</w:t>
-      </w:r>
-      <w:r>
-        <w:rPr>
-          <w:rStyle w:val="NormalTok"/>
-        </w:rPr>
-        <w:t xml:space="preserve">, </w:t>
-      </w:r>
-      <w:r>
-        <w:rPr>
-          <w:rStyle w:val="AttributeTok"/>
-        </w:rPr>
-        <w:t xml:space="preserve">quietly =</w:t>
-      </w:r>
-      <w:r>
-        <w:rPr>
-          <w:rStyle w:val="NormalTok"/>
-        </w:rPr>
-        <w:t xml:space="preserve"> </w:t>
-      </w:r>
-      <w:r>
-        <w:rPr>
-          <w:rStyle w:val="ConstantTok"/>
-        </w:rPr>
-        <w:t xml:space="preserve">TRUE</w:t>
-      </w:r>
-      <w:r>
-        <w:rPr>
-          <w:rStyle w:val="NormalTok"/>
-        </w:rPr>
-        <w:t xml:space="preserve">)) {</w:t>
-      </w:r>
-      <w:r>
-        <w:br/>
-      </w:r>
-      <w:r>
-        <w:rPr>
-          <w:rStyle w:val="NormalTok"/>
-        </w:rPr>
-        <w:t xml:space="preserve">  train_prediction </w:t>
-      </w:r>
-      <w:r>
-        <w:rPr>
-          <w:rStyle w:val="OtherTok"/>
-        </w:rPr>
-        <w:t xml:space="preserve">&lt;-</w:t>
-      </w:r>
-      <w:r>
-        <w:rPr>
-          <w:rStyle w:val="NormalTok"/>
-        </w:rPr>
-        <w:t xml:space="preserve"> </w:t>
-      </w:r>
-      <w:r>
-        <w:rPr>
-          <w:rStyle w:val="FunctionTok"/>
-        </w:rPr>
-        <w:t xml:space="preserve">predict</w:t>
-      </w:r>
-      <w:r>
-        <w:rPr>
-          <w:rStyle w:val="NormalTok"/>
-        </w:rPr>
-        <w:t xml:space="preserve">(model, iris_train)</w:t>
-      </w:r>
-      <w:r>
-        <w:br/>
-      </w:r>
-      <w:r>
-        <w:rPr>
-          <w:rStyle w:val="NormalTok"/>
-        </w:rPr>
-        <w:t xml:space="preserve">  train_eval </w:t>
-      </w:r>
-      <w:r>
-        <w:rPr>
-          <w:rStyle w:val="OtherTok"/>
-        </w:rPr>
-        <w:t xml:space="preserve">&lt;-</w:t>
-      </w:r>
-      <w:r>
-        <w:rPr>
-          <w:rStyle w:val="NormalTok"/>
-        </w:rPr>
-        <w:t xml:space="preserve"> </w:t>
-      </w:r>
-      <w:r>
-        <w:rPr>
-          <w:rStyle w:val="FunctionTok"/>
-        </w:rPr>
-        <w:t xml:space="preserve">evaluate</w:t>
-      </w:r>
-      <w:r>
-        <w:rPr>
-          <w:rStyle w:val="NormalTok"/>
-        </w:rPr>
-        <w:t xml:space="preserve">(model, iris_train[, </w:t>
-      </w:r>
-      <w:r>
-        <w:rPr>
-          <w:rStyle w:val="StringTok"/>
-        </w:rPr>
         <w:t xml:space="preserve">"IsVersicolor"</w:t>
       </w:r>
       <w:r>
@@ -1207,7 +1087,7 @@
         <w:rPr>
           <w:rStyle w:val="NormalTok"/>
         </w:rPr>
-        <w:t xml:space="preserve">  train_eval</w:t>
+        <w:t xml:space="preserve">train_eval</w:t>
       </w:r>
       <w:r>
         <w:rPr>
@@ -1220,15 +1100,6 @@
           <w:rStyle w:val="NormalTok"/>
         </w:rPr>
         <w:t xml:space="preserve">metrics</w:t>
-      </w:r>
-      <w:r>
-        <w:br/>
-      </w:r>
-      <w:r>
-        <w:rPr>
-          <w:rStyle w:val="NormalTok"/>
-        </w:rPr>
-        <w:t xml:space="preserve">}</w:t>
       </w:r>
     </w:p>
     <w:p>
@@ -1265,134 +1136,71 @@
       </w:pPr>
       <w:r>
         <w:rPr>
-          <w:rStyle w:val="ControlFlowTok"/>
-        </w:rPr>
-        <w:t xml:space="preserve">if</w:t>
-      </w:r>
-      <w:r>
-        <w:rPr>
-          <w:rStyle w:val="NormalTok"/>
-        </w:rPr>
-        <w:t xml:space="preserve"> (</w:t>
+          <w:rStyle w:val="NormalTok"/>
+        </w:rPr>
+        <w:t xml:space="preserve">test_prediction </w:t>
+      </w:r>
+      <w:r>
+        <w:rPr>
+          <w:rStyle w:val="OtherTok"/>
+        </w:rPr>
+        <w:t xml:space="preserve">&lt;-</w:t>
+      </w:r>
+      <w:r>
+        <w:rPr>
+          <w:rStyle w:val="NormalTok"/>
+        </w:rPr>
+        <w:t xml:space="preserve"> </w:t>
       </w:r>
       <w:r>
         <w:rPr>
           <w:rStyle w:val="FunctionTok"/>
         </w:rPr>
-        <w:t xml:space="preserve">requireNamespace</w:t>
-      </w:r>
-      <w:r>
-        <w:rPr>
-          <w:rStyle w:val="NormalTok"/>
-        </w:rPr>
-        <w:t xml:space="preserve">(</w:t>
+        <w:t xml:space="preserve">predict</w:t>
+      </w:r>
+      <w:r>
+        <w:rPr>
+          <w:rStyle w:val="NormalTok"/>
+        </w:rPr>
+        <w:t xml:space="preserve">(model, iris_test)</w:t>
+      </w:r>
+      <w:r>
+        <w:br/>
+      </w:r>
+      <w:r>
+        <w:rPr>
+          <w:rStyle w:val="NormalTok"/>
+        </w:rPr>
+        <w:t xml:space="preserve">test_eval </w:t>
+      </w:r>
+      <w:r>
+        <w:rPr>
+          <w:rStyle w:val="OtherTok"/>
+        </w:rPr>
+        <w:t xml:space="preserve">&lt;-</w:t>
+      </w:r>
+      <w:r>
+        <w:rPr>
+          <w:rStyle w:val="NormalTok"/>
+        </w:rPr>
+        <w:t xml:space="preserve"> </w:t>
+      </w:r>
+      <w:r>
+        <w:rPr>
+          <w:rStyle w:val="FunctionTok"/>
+        </w:rPr>
+        <w:t xml:space="preserve">evaluate</w:t>
+      </w:r>
+      <w:r>
+        <w:rPr>
+          <w:rStyle w:val="NormalTok"/>
+        </w:rPr>
+        <w:t xml:space="preserve">(model, iris_test[, </w:t>
       </w:r>
       <w:r>
         <w:rPr>
           <w:rStyle w:val="StringTok"/>
         </w:rPr>
-        <w:t xml:space="preserve">"glmnet"</w:t>
-      </w:r>
-      <w:r>
-        <w:rPr>
-          <w:rStyle w:val="NormalTok"/>
-        </w:rPr>
-        <w:t xml:space="preserve">, </w:t>
-      </w:r>
-      <w:r>
-        <w:rPr>
-          <w:rStyle w:val="AttributeTok"/>
-        </w:rPr>
-        <w:t xml:space="preserve">quietly =</w:t>
-      </w:r>
-      <w:r>
-        <w:rPr>
-          <w:rStyle w:val="NormalTok"/>
-        </w:rPr>
-        <w:t xml:space="preserve"> </w:t>
-      </w:r>
-      <w:r>
-        <w:rPr>
-          <w:rStyle w:val="ConstantTok"/>
-        </w:rPr>
-        <w:t xml:space="preserve">TRUE</w:t>
-      </w:r>
-      <w:r>
-        <w:rPr>
-          <w:rStyle w:val="NormalTok"/>
-        </w:rPr>
-        <w:t xml:space="preserve">)) {</w:t>
-      </w:r>
-      <w:r>
-        <w:br/>
-      </w:r>
-      <w:r>
-        <w:rPr>
-          <w:rStyle w:val="NormalTok"/>
-        </w:rPr>
-        <w:t xml:space="preserve">  test_prediction </w:t>
-      </w:r>
-      <w:r>
-        <w:rPr>
-          <w:rStyle w:val="OtherTok"/>
-        </w:rPr>
-        <w:t xml:space="preserve">&lt;-</w:t>
-      </w:r>
-      <w:r>
-        <w:rPr>
-          <w:rStyle w:val="NormalTok"/>
-        </w:rPr>
-        <w:t xml:space="preserve"> </w:t>
-      </w:r>
-      <w:r>
-        <w:rPr>
-          <w:rStyle w:val="FunctionTok"/>
-        </w:rPr>
-        <w:t xml:space="preserve">predict</w:t>
-      </w:r>
-      <w:r>
-        <w:rPr>
-          <w:rStyle w:val="NormalTok"/>
-        </w:rPr>
-        <w:t xml:space="preserve">(model, iris_test)</w:t>
-      </w:r>
-      <w:r>
-        <w:br/>
-      </w:r>
-      <w:r>
-        <w:rPr>
-          <w:rStyle w:val="NormalTok"/>
-        </w:rPr>
-        <w:t xml:space="preserve">  test_eval </w:t>
-      </w:r>
-      <w:r>
-        <w:rPr>
-          <w:rStyle w:val="OtherTok"/>
-        </w:rPr>
-        <w:t xml:space="preserve">&lt;-</w:t>
-      </w:r>
-      <w:r>
-        <w:rPr>
-          <w:rStyle w:val="NormalTok"/>
-        </w:rPr>
-        <w:t xml:space="preserve"> </w:t>
-      </w:r>
-      <w:r>
-        <w:rPr>
-          <w:rStyle w:val="FunctionTok"/>
-        </w:rPr>
-        <w:t xml:space="preserve">evaluate</w:t>
-      </w:r>
-      <w:r>
-        <w:rPr>
-          <w:rStyle w:val="NormalTok"/>
-        </w:rPr>
-        <w:t xml:space="preserve">(model, iris_test[, </w:t>
-      </w:r>
-      <w:r>
-        <w:rPr>
-          <w:rStyle w:val="StringTok"/>
-        </w:rPr>
         <w:t xml:space="preserve">"IsVersicolor"</w:t>
       </w:r>
       <w:r>
@@ -1408,7 +1216,7 @@
         <w:rPr>
           <w:rStyle w:val="NormalTok"/>
         </w:rPr>
-        <w:t xml:space="preserve">  test_eval</w:t>
+        <w:t xml:space="preserve">test_eval</w:t>
       </w:r>
       <w:r>
         <w:rPr>
@@ -1421,15 +1229,6 @@
           <w:rStyle w:val="NormalTok"/>
         </w:rPr>
         <w:t xml:space="preserve">metrics</w:t>
-      </w:r>
-      <w:r>
-        <w:br/>
-      </w:r>
-      <w:r>
-        <w:rPr>
-          <w:rStyle w:val="NormalTok"/>
-        </w:rPr>
-        <w:t xml:space="preserve">}</w:t>
       </w:r>
     </w:p>
     <w:p>
